--- a/downloads/teacher/04 Units/Unit 03 - Human Development and Relationships - Growing Up, Getting Along/Lesson 03.03 - Adolescence What Is Changing and Why It Is Normal.docx
+++ b/downloads/teacher/04 Units/Unit 03 - Human Development and Relationships - Growing Up, Getting Along/Lesson 03.03 - Adolescence What Is Changing and Why It Is Normal.docx
@@ -330,23 +330,41 @@
       <w:r>
         <w:t xml:space="preserve">By the end of this lesson, students will be able to:</w:t>
       </w:r>
-      <w:r>
-        <w:t xml:space="preserve"> </w:t>
-      </w:r>
-      <w:r>
-        <w:t xml:space="preserve">1. (Low) Given the four-part chart (body, brain, feelings, independence), describe one change in each part that is typical of adolescence.</w:t>
-      </w:r>
-      <w:r>
-        <w:t xml:space="preserve"> </w:t>
-      </w:r>
-      <w:r>
-        <w:t xml:space="preserve">2. (Mid) Given twelve statements about adolescence, sort each as myth or fact and correct each myth in one sentence using the chart.</w:t>
-      </w:r>
-      <w:r>
-        <w:t xml:space="preserve"> </w:t>
-      </w:r>
-      <w:r>
-        <w:t xml:space="preserve">3. (High) Evaluate one common adolescent problem (a fictional case) and recommend one response that fits what the brain is doing at this age, with a reason.</w:t>
+    </w:p>
+    <w:p>
+      <w:pPr>
+        <w:numPr>
+          <w:ilvl w:val="0"/>
+          <w:numId w:val="1002"/>
+        </w:numPr>
+        <w:pStyle w:val="Compact"/>
+      </w:pPr>
+      <w:r>
+        <w:t xml:space="preserve">(Low) Given the four-part chart (body, brain, feelings, independence), describe one change in each part that is typical of adolescence.</w:t>
+      </w:r>
+    </w:p>
+    <w:p>
+      <w:pPr>
+        <w:numPr>
+          <w:ilvl w:val="0"/>
+          <w:numId w:val="1002"/>
+        </w:numPr>
+        <w:pStyle w:val="Compact"/>
+      </w:pPr>
+      <w:r>
+        <w:t xml:space="preserve">(Mid) Given twelve statements about adolescence, sort each as myth or fact and correct each myth in one sentence using the chart.</w:t>
+      </w:r>
+    </w:p>
+    <w:p>
+      <w:pPr>
+        <w:numPr>
+          <w:ilvl w:val="0"/>
+          <w:numId w:val="1002"/>
+        </w:numPr>
+        <w:pStyle w:val="Compact"/>
+      </w:pPr>
+      <w:r>
+        <w:t xml:space="preserve">(High) Evaluate one common adolescent problem (a fictional case) and recommend one response that fits what the brain is doing at this age, with a reason.</w:t>
       </w:r>
     </w:p>
     <w:p>
@@ -396,7 +414,7 @@
       <w:pPr>
         <w:numPr>
           <w:ilvl w:val="0"/>
-          <w:numId w:val="1002"/>
+          <w:numId w:val="1003"/>
         </w:numPr>
         <w:pStyle w:val="Compact"/>
       </w:pPr>
@@ -414,7 +432,7 @@
       <w:pPr>
         <w:numPr>
           <w:ilvl w:val="0"/>
-          <w:numId w:val="1002"/>
+          <w:numId w:val="1003"/>
         </w:numPr>
         <w:pStyle w:val="Compact"/>
       </w:pPr>
@@ -435,7 +453,7 @@
       <w:pPr>
         <w:numPr>
           <w:ilvl w:val="0"/>
-          <w:numId w:val="1002"/>
+          <w:numId w:val="1003"/>
         </w:numPr>
         <w:pStyle w:val="Compact"/>
       </w:pPr>
@@ -447,7 +465,7 @@
       <w:pPr>
         <w:numPr>
           <w:ilvl w:val="0"/>
-          <w:numId w:val="1002"/>
+          <w:numId w:val="1003"/>
         </w:numPr>
         <w:pStyle w:val="Compact"/>
       </w:pPr>
@@ -459,7 +477,7 @@
       <w:pPr>
         <w:numPr>
           <w:ilvl w:val="0"/>
-          <w:numId w:val="1002"/>
+          <w:numId w:val="1003"/>
         </w:numPr>
         <w:pStyle w:val="Compact"/>
       </w:pPr>
@@ -471,7 +489,7 @@
       <w:pPr>
         <w:numPr>
           <w:ilvl w:val="0"/>
-          <w:numId w:val="1002"/>
+          <w:numId w:val="1003"/>
         </w:numPr>
         <w:pStyle w:val="Compact"/>
       </w:pPr>
@@ -967,49 +985,85 @@
       <w:r>
         <w:t xml:space="preserve">Monitor understanding:</w:t>
       </w:r>
-      <w:r>
-        <w:t xml:space="preserve"> </w:t>
-      </w:r>
-      <w:r>
-        <w:t xml:space="preserve">- Which part of the brain is still under construction, and what does it do?</w:t>
-      </w:r>
-      <w:r>
-        <w:t xml:space="preserve"> </w:t>
-      </w:r>
-      <w:r>
-        <w:t xml:space="preserve">- Why do teenagers get sleepy later at night? Is that a choice?</w:t>
-      </w:r>
-      <w:r>
-        <w:t xml:space="preserve"> </w:t>
-      </w:r>
-      <w:r>
-        <w:t xml:space="preserve">- Name one thing that is a myth about adolescence and the fact that replaces it.</w:t>
-      </w:r>
-    </w:p>
-    <w:p>
-      <w:pPr>
-        <w:pStyle w:val="BodyText"/>
+    </w:p>
+    <w:p>
+      <w:pPr>
+        <w:numPr>
+          <w:ilvl w:val="0"/>
+          <w:numId w:val="1004"/>
+        </w:numPr>
+        <w:pStyle w:val="Compact"/>
+      </w:pPr>
+      <w:r>
+        <w:t xml:space="preserve">Which part of the brain is still under construction, and what does it do?</w:t>
+      </w:r>
+    </w:p>
+    <w:p>
+      <w:pPr>
+        <w:numPr>
+          <w:ilvl w:val="0"/>
+          <w:numId w:val="1004"/>
+        </w:numPr>
+        <w:pStyle w:val="Compact"/>
+      </w:pPr>
+      <w:r>
+        <w:t xml:space="preserve">Why do teenagers get sleepy later at night? Is that a choice?</w:t>
+      </w:r>
+    </w:p>
+    <w:p>
+      <w:pPr>
+        <w:numPr>
+          <w:ilvl w:val="0"/>
+          <w:numId w:val="1004"/>
+        </w:numPr>
+        <w:pStyle w:val="Compact"/>
+      </w:pPr>
+      <w:r>
+        <w:t xml:space="preserve">Name one thing that is a myth about adolescence and the fact that replaces it.</w:t>
+      </w:r>
+    </w:p>
+    <w:p>
+      <w:pPr>
+        <w:pStyle w:val="FirstParagraph"/>
       </w:pPr>
       <w:r>
         <w:t xml:space="preserve">Deepen learning:</w:t>
       </w:r>
-      <w:r>
-        <w:t xml:space="preserve"> </w:t>
-      </w:r>
-      <w:r>
-        <w:t xml:space="preserve">- If risks feel bigger and better right now, what is one place that is useful (trying out for a team, talking to someone new) and one place it is dangerous?</w:t>
-      </w:r>
-      <w:r>
-        <w:t xml:space="preserve"> </w:t>
-      </w:r>
-      <w:r>
-        <w:t xml:space="preserve">- Why do you think wanting independence and needing family both show up at the same time? What would a parent need to know about that?</w:t>
-      </w:r>
-      <w:r>
-        <w:t xml:space="preserve"> </w:t>
-      </w:r>
-      <w:r>
-        <w:t xml:space="preserve">- Two students the same age can be in different places on every one of these four parts. What does that mean about comparing yourself to anyone?</w:t>
+    </w:p>
+    <w:p>
+      <w:pPr>
+        <w:numPr>
+          <w:ilvl w:val="0"/>
+          <w:numId w:val="1005"/>
+        </w:numPr>
+        <w:pStyle w:val="Compact"/>
+      </w:pPr>
+      <w:r>
+        <w:t xml:space="preserve">If risks feel bigger and better right now, what is one place that is useful (trying out for a team, talking to someone new) and one place it is dangerous?</w:t>
+      </w:r>
+    </w:p>
+    <w:p>
+      <w:pPr>
+        <w:numPr>
+          <w:ilvl w:val="0"/>
+          <w:numId w:val="1005"/>
+        </w:numPr>
+        <w:pStyle w:val="Compact"/>
+      </w:pPr>
+      <w:r>
+        <w:t xml:space="preserve">Why do you think wanting independence and needing family both show up at the same time? What would a parent need to know about that?</w:t>
+      </w:r>
+    </w:p>
+    <w:p>
+      <w:pPr>
+        <w:numPr>
+          <w:ilvl w:val="0"/>
+          <w:numId w:val="1005"/>
+        </w:numPr>
+        <w:pStyle w:val="Compact"/>
+      </w:pPr>
+      <w:r>
+        <w:t xml:space="preserve">Two students the same age can be in different places on every one of these four parts. What does that mean about comparing yourself to anyone?</w:t>
       </w:r>
     </w:p>
     <w:p>
@@ -1134,7 +1188,7 @@
       <w:pPr>
         <w:numPr>
           <w:ilvl w:val="0"/>
-          <w:numId w:val="1003"/>
+          <w:numId w:val="1006"/>
         </w:numPr>
         <w:pStyle w:val="Compact"/>
       </w:pPr>
@@ -1146,7 +1200,7 @@
       <w:pPr>
         <w:numPr>
           <w:ilvl w:val="0"/>
-          <w:numId w:val="1003"/>
+          <w:numId w:val="1006"/>
         </w:numPr>
         <w:pStyle w:val="Compact"/>
       </w:pPr>
@@ -1158,7 +1212,7 @@
       <w:pPr>
         <w:numPr>
           <w:ilvl w:val="0"/>
-          <w:numId w:val="1003"/>
+          <w:numId w:val="1006"/>
         </w:numPr>
         <w:pStyle w:val="Compact"/>
       </w:pPr>
@@ -1170,7 +1224,7 @@
       <w:pPr>
         <w:numPr>
           <w:ilvl w:val="0"/>
-          <w:numId w:val="1003"/>
+          <w:numId w:val="1006"/>
         </w:numPr>
         <w:pStyle w:val="Compact"/>
       </w:pPr>
@@ -1182,7 +1236,7 @@
       <w:pPr>
         <w:numPr>
           <w:ilvl w:val="0"/>
-          <w:numId w:val="1003"/>
+          <w:numId w:val="1006"/>
         </w:numPr>
         <w:pStyle w:val="Compact"/>
       </w:pPr>
@@ -1194,7 +1248,7 @@
       <w:pPr>
         <w:numPr>
           <w:ilvl w:val="0"/>
-          <w:numId w:val="1003"/>
+          <w:numId w:val="1006"/>
         </w:numPr>
         <w:pStyle w:val="Compact"/>
       </w:pPr>
@@ -1513,7 +1567,7 @@
       <w:pPr>
         <w:numPr>
           <w:ilvl w:val="0"/>
-          <w:numId w:val="1004"/>
+          <w:numId w:val="1007"/>
         </w:numPr>
         <w:pStyle w:val="Compact"/>
       </w:pPr>
@@ -1537,7 +1591,7 @@
       <w:pPr>
         <w:numPr>
           <w:ilvl w:val="0"/>
-          <w:numId w:val="1004"/>
+          <w:numId w:val="1007"/>
         </w:numPr>
         <w:pStyle w:val="Compact"/>
       </w:pPr>
@@ -1549,7 +1603,7 @@
       <w:pPr>
         <w:numPr>
           <w:ilvl w:val="0"/>
-          <w:numId w:val="1004"/>
+          <w:numId w:val="1007"/>
         </w:numPr>
         <w:pStyle w:val="Compact"/>
       </w:pPr>
@@ -1573,7 +1627,7 @@
       <w:pPr>
         <w:numPr>
           <w:ilvl w:val="0"/>
-          <w:numId w:val="1004"/>
+          <w:numId w:val="1007"/>
         </w:numPr>
         <w:pStyle w:val="Compact"/>
       </w:pPr>
@@ -1585,7 +1639,7 @@
       <w:pPr>
         <w:numPr>
           <w:ilvl w:val="0"/>
-          <w:numId w:val="1004"/>
+          <w:numId w:val="1007"/>
         </w:numPr>
         <w:pStyle w:val="Compact"/>
       </w:pPr>
@@ -1624,7 +1678,7 @@
       <w:pPr>
         <w:numPr>
           <w:ilvl w:val="0"/>
-          <w:numId w:val="1004"/>
+          <w:numId w:val="1007"/>
         </w:numPr>
         <w:pStyle w:val="Compact"/>
       </w:pPr>
@@ -1664,7 +1718,7 @@
       <w:pPr>
         <w:numPr>
           <w:ilvl w:val="0"/>
-          <w:numId w:val="1005"/>
+          <w:numId w:val="1008"/>
         </w:numPr>
         <w:pStyle w:val="Compact"/>
       </w:pPr>
@@ -1730,7 +1784,7 @@
       <w:pPr>
         <w:numPr>
           <w:ilvl w:val="0"/>
-          <w:numId w:val="1005"/>
+          <w:numId w:val="1008"/>
         </w:numPr>
         <w:pStyle w:val="Compact"/>
       </w:pPr>
@@ -1760,7 +1814,7 @@
       <w:pPr>
         <w:numPr>
           <w:ilvl w:val="0"/>
-          <w:numId w:val="1005"/>
+          <w:numId w:val="1008"/>
         </w:numPr>
         <w:pStyle w:val="Compact"/>
       </w:pPr>
@@ -1808,7 +1862,7 @@
       <w:pPr>
         <w:numPr>
           <w:ilvl w:val="0"/>
-          <w:numId w:val="1005"/>
+          <w:numId w:val="1008"/>
         </w:numPr>
         <w:pStyle w:val="Compact"/>
       </w:pPr>
@@ -1820,7 +1874,7 @@
       <w:pPr>
         <w:numPr>
           <w:ilvl w:val="0"/>
-          <w:numId w:val="1005"/>
+          <w:numId w:val="1008"/>
         </w:numPr>
         <w:pStyle w:val="Compact"/>
       </w:pPr>
@@ -2152,6 +2206,118 @@
       </w:pPr>
     </w:lvl>
   </w:abstractNum>
+  <w:abstractNum w:abstractNumId="99411">
+    <w:nsid w:val="71315dca"/>
+    <w:multiLevelType w:val="multilevel"/>
+    <w:lvl w:ilvl="0">
+      <w:start w:val="1"/>
+      <w:numFmt w:val="decimal"/>
+      <w:lvlText w:val="%1."/>
+      <w:lvlJc w:val="left"/>
+      <w:pPr>
+        <w:tabs>
+          <w:tab w:val="num" w:pos="0"/>
+        </w:tabs>
+        <w:ind w:left="480" w:hanging="480"/>
+      </w:pPr>
+    </w:lvl>
+    <w:lvl w:ilvl="1">
+      <w:start w:val="1"/>
+      <w:numFmt w:val="decimal"/>
+      <w:lvlText w:val="%2."/>
+      <w:lvlJc w:val="left"/>
+      <w:pPr>
+        <w:tabs>
+          <w:tab w:val="num" w:pos="720"/>
+        </w:tabs>
+        <w:ind w:left="1200" w:hanging="480"/>
+      </w:pPr>
+    </w:lvl>
+    <w:lvl w:ilvl="2">
+      <w:start w:val="1"/>
+      <w:numFmt w:val="decimal"/>
+      <w:lvlText w:val="%3."/>
+      <w:lvlJc w:val="left"/>
+      <w:pPr>
+        <w:tabs>
+          <w:tab w:val="num" w:pos="1440"/>
+        </w:tabs>
+        <w:ind w:left="1920" w:hanging="480"/>
+      </w:pPr>
+    </w:lvl>
+    <w:lvl w:ilvl="3">
+      <w:start w:val="1"/>
+      <w:numFmt w:val="decimal"/>
+      <w:lvlText w:val="%4."/>
+      <w:lvlJc w:val="left"/>
+      <w:pPr>
+        <w:tabs>
+          <w:tab w:val="num" w:pos="2160"/>
+        </w:tabs>
+        <w:ind w:left="2640" w:hanging="480"/>
+      </w:pPr>
+    </w:lvl>
+    <w:lvl w:ilvl="4">
+      <w:start w:val="1"/>
+      <w:numFmt w:val="decimal"/>
+      <w:lvlText w:val="%5."/>
+      <w:lvlJc w:val="left"/>
+      <w:pPr>
+        <w:tabs>
+          <w:tab w:val="num" w:pos="2880"/>
+        </w:tabs>
+        <w:ind w:left="3360" w:hanging="480"/>
+      </w:pPr>
+    </w:lvl>
+    <w:lvl w:ilvl="5">
+      <w:start w:val="1"/>
+      <w:numFmt w:val="decimal"/>
+      <w:lvlText w:val="%6."/>
+      <w:lvlJc w:val="left"/>
+      <w:pPr>
+        <w:tabs>
+          <w:tab w:val="num" w:pos="3600"/>
+        </w:tabs>
+        <w:ind w:left="4080" w:hanging="480"/>
+      </w:pPr>
+    </w:lvl>
+    <w:lvl w:ilvl="6">
+      <w:start w:val="1"/>
+      <w:numFmt w:val="decimal"/>
+      <w:lvlText w:val="%7."/>
+      <w:lvlJc w:val="left"/>
+      <w:pPr>
+        <w:tabs>
+          <w:tab w:val="num" w:pos="4320"/>
+        </w:tabs>
+        <w:ind w:left="4800" w:hanging="480"/>
+      </w:pPr>
+    </w:lvl>
+    <w:lvl w:ilvl="7">
+      <w:start w:val="1"/>
+      <w:numFmt w:val="decimal"/>
+      <w:lvlText w:val="%8."/>
+      <w:lvlJc w:val="left"/>
+      <w:pPr>
+        <w:tabs>
+          <w:tab w:val="num" w:pos="5040"/>
+        </w:tabs>
+        <w:ind w:left="5520" w:hanging="480"/>
+      </w:pPr>
+    </w:lvl>
+    <w:lvl w:ilvl="8">
+      <w:start w:val="1"/>
+      <w:numFmt w:val="decimal"/>
+      <w:lvlText w:val="%9."/>
+      <w:lvlJc w:val="left"/>
+      <w:pPr>
+        <w:tabs>
+          <w:tab w:val="num" w:pos="5760"/>
+        </w:tabs>
+        <w:ind w:left="6240" w:hanging="480"/>
+      </w:pPr>
+    </w:lvl>
+  </w:abstractNum>
   <w:num w:numId="1000">
     <w:abstractNumId w:val="990"/>
   </w:num>
@@ -2159,7 +2325,34 @@
     <w:abstractNumId w:val="991"/>
   </w:num>
   <w:num w:numId="1002">
-    <w:abstractNumId w:val="991"/>
+    <w:abstractNumId w:val="99411"/>
+    <w:lvlOverride w:ilvl="0">
+      <w:startOverride w:val="1"/>
+    </w:lvlOverride>
+    <w:lvlOverride w:ilvl="1">
+      <w:startOverride w:val="1"/>
+    </w:lvlOverride>
+    <w:lvlOverride w:ilvl="2">
+      <w:startOverride w:val="1"/>
+    </w:lvlOverride>
+    <w:lvlOverride w:ilvl="3">
+      <w:startOverride w:val="1"/>
+    </w:lvlOverride>
+    <w:lvlOverride w:ilvl="4">
+      <w:startOverride w:val="1"/>
+    </w:lvlOverride>
+    <w:lvlOverride w:ilvl="5">
+      <w:startOverride w:val="1"/>
+    </w:lvlOverride>
+    <w:lvlOverride w:ilvl="6">
+      <w:startOverride w:val="1"/>
+    </w:lvlOverride>
+    <w:lvlOverride w:ilvl="7">
+      <w:startOverride w:val="1"/>
+    </w:lvlOverride>
+    <w:lvlOverride w:ilvl="8">
+      <w:startOverride w:val="1"/>
+    </w:lvlOverride>
   </w:num>
   <w:num w:numId="1003">
     <w:abstractNumId w:val="991"/>
@@ -2168,6 +2361,15 @@
     <w:abstractNumId w:val="991"/>
   </w:num>
   <w:num w:numId="1005">
+    <w:abstractNumId w:val="991"/>
+  </w:num>
+  <w:num w:numId="1006">
+    <w:abstractNumId w:val="991"/>
+  </w:num>
+  <w:num w:numId="1007">
+    <w:abstractNumId w:val="991"/>
+  </w:num>
+  <w:num w:numId="1008">
     <w:abstractNumId w:val="991"/>
   </w:num>
 </w:numbering>

--- a/downloads/teacher/04 Units/Unit 03 - Human Development and Relationships - Growing Up, Getting Along/Lesson 03.03 - Adolescence What Is Changing and Why It Is Normal.docx
+++ b/downloads/teacher/04 Units/Unit 03 - Human Development and Relationships - Growing Up, Getting Along/Lesson 03.03 - Adolescence What Is Changing and Why It Is Normal.docx
@@ -123,15 +123,6 @@
       <w:r>
         <w:t xml:space="preserve">not an answer in this room.</w:t>
       </w:r>
-      <w:r>
-        <w:t xml:space="preserve"> </w:t>
-      </w:r>
-      <w:r>
-        <w:rPr>
-          <w:rStyle w:val="TeacherNote"/>
-        </w:rPr>
-        <w:t xml:space="preserve">[Sal: tell the health teacher the day this lesson runs so a question that lands there gets a warm reception.]</w:t>
-      </w:r>
     </w:p>
     <w:p>
       <w:pPr>
@@ -250,7 +241,7 @@
         <w:pStyle w:val="FirstParagraph"/>
       </w:pPr>
       <w:r>
-        <w:t xml:space="preserve">(The task asked for a 12.2.x competency on influences on development. 12.2.1, heredity and environment, is the subject of Lesson 3.4 and is cited there. 12.1.3 is cited here instead because the brain development research is the content of this lesson and the number is confirmed in the 3.0 text.)</w:t>
+        <w:t xml:space="preserve">(12.2.1, heredity and environment, is the subject of Lesson 3.4 and is cited there. 12.1.3 is cited here instead because the brain development research is the content of this lesson and the number is confirmed in the 3.0 text.)</w:t>
       </w:r>
     </w:p>
     <w:p>
@@ -1392,7 +1383,7 @@
               <w:jc w:val="left"/>
             </w:pPr>
             <w:r>
-              <w:t xml:space="preserve">Formative; chart checked for four entries; summative on the Lifespan Stages Quiz, items 9 and 10</w:t>
+              <w:t xml:space="preserve">Formative; chart checked for four entries; summative on the Lifespan Stages Quiz, item 10</w:t>
             </w:r>
           </w:p>
         </w:tc>
@@ -1542,15 +1533,6 @@
       </w:r>
       <w:r>
         <w:t xml:space="preserve">people.</w:t>
-      </w:r>
-      <w:r>
-        <w:t xml:space="preserve"> </w:t>
-      </w:r>
-      <w:r>
-        <w:rPr>
-          <w:rStyle w:val="TeacherNote"/>
-        </w:rPr>
-        <w:t xml:space="preserve">[Sal: confirm the counselor’s name and where the office is before you teach this.]</w:t>
       </w:r>
     </w:p>
     <w:p>
@@ -1664,15 +1646,6 @@
       <w:r>
         <w:t xml:space="preserve">fact sheet (nimh.nih.gov) and the American Academy of Sleep Medicine sleep ranges as published by the CDC.</w:t>
       </w:r>
-      <w:r>
-        <w:t xml:space="preserve"> </w:t>
-      </w:r>
-      <w:r>
-        <w:rPr>
-          <w:rStyle w:val="TeacherNote"/>
-        </w:rPr>
-        <w:t xml:space="preserve">[Sal: confirm both pages before teaching; the sleep numbers are the same ones you used in Lesson 2.6.]</w:t>
-      </w:r>
     </w:p>
     <w:p>
       <w:pPr>
@@ -1683,7 +1656,7 @@
         <w:pStyle w:val="Compact"/>
       </w:pPr>
       <w:r>
-        <w:t xml:space="preserve">Sal’s own materials: the infant brain development concept map (FNES 782) supplies the</w:t>
+        <w:t xml:space="preserve">My own materials: the infant brain development concept map from my graduate coursework supplies the</w:t>
       </w:r>
       <w:r>
         <w:t xml:space="preserve"> </w:t>
@@ -1868,57 +1841,6 @@
       </w:pPr>
       <w:r>
         <w:t xml:space="preserve">Keep the myth strips. Two of them appear on the quiz.</w:t>
-      </w:r>
-    </w:p>
-    <w:p>
-      <w:pPr>
-        <w:numPr>
-          <w:ilvl w:val="0"/>
-          <w:numId w:val="1008"/>
-        </w:numPr>
-        <w:pStyle w:val="Compact"/>
-      </w:pPr>
-      <w:r>
-        <w:rPr>
-          <w:rStyle w:val="TeacherNote"/>
-        </w:rPr>
-        <w:t xml:space="preserve">[Sal: if a student discloses something in the exit card’s</w:t>
-      </w:r>
-      <w:r>
-        <w:rPr>
-          <w:rStyle w:val="TeacherNote"/>
-        </w:rPr>
-        <w:t xml:space="preserve"> </w:t>
-      </w:r>
-      <w:r>
-        <w:rPr>
-          <w:rStyle w:val="TeacherNote"/>
-        </w:rPr>
-        <w:t xml:space="preserve">“</w:t>
-      </w:r>
-      <w:r>
-        <w:rPr>
-          <w:rStyle w:val="TeacherNote"/>
-        </w:rPr>
-        <w:t xml:space="preserve">1</w:t>
-      </w:r>
-      <w:r>
-        <w:rPr>
-          <w:rStyle w:val="TeacherNote"/>
-        </w:rPr>
-        <w:t xml:space="preserve">”</w:t>
-      </w:r>
-      <w:r>
-        <w:rPr>
-          <w:rStyle w:val="TeacherNote"/>
-        </w:rPr>
-        <w:t xml:space="preserve"> </w:t>
-      </w:r>
-      <w:r>
-        <w:rPr>
-          <w:rStyle w:val="TeacherNote"/>
-        </w:rPr>
-        <w:t xml:space="preserve">line that needs follow-up, the school’s reporting process applies; know it before you teach this lesson.]</w:t>
       </w:r>
     </w:p>
     <w:sectPr>
